--- a/historia_wersji/Opis aplikacji/OPIS_APLIKACJI_CRU2026.docx
+++ b/historia_wersji/Opis aplikacji/OPIS_APLIKACJI_CRU2026.docx
@@ -24,7 +24,7 @@
           <w:color w:val="2B57A6"/>
           <w:sz w:val="30"/>
         </w:rPr>
-        <w:t>System zarządzania umowami i harmonogramem końca umów – opis działania aplikacji</w:t>
+        <w:t>Modernizacja Centralnego Rejestru Umów i elektroniczne podpisywanie umów – opis działania aplikacji</w:t>
       </w:r>
     </w:p>
     <w:tbl>
@@ -111,7 +111,7 @@
         <w:spacing w:after="120"/>
       </w:pPr>
       <w:r>
-        <w:t>CRU2026 to wewnętrzny system do zarządzania umowami zawieranymi przez organizację – jeden, scentralizowany i przeszukiwalny rejestr w miejsce rozproszonych plików i arkuszy, obejmujący dokumentację umów oraz terminy końca umów, które wymagają pilnowania. Pierwszy etap wdrożenia to odtworzenie funkcji obecnie działającej wewnętrznej strony (bez zmiany zakresu), a dopiero na tej bazie budowany jest pełny rejestr opisany poniżej.</w:t>
+        <w:t>CRU2026 to modernizacja Centralnego Rejestru Umów – wewnętrznego systemu, w którym organizacja prowadzi dziś dokumentację umów. Rejestr działa od lat na firmowym serwerze, ale powstał w technologii PHP u zewnętrznego dostawcy, do której nie mamy dostępu do kodu ani możliwości rozwoju. Bieżąca wersja projektu polega na nadpisaniu plików .php istniejącej aplikacji i napisaniu ich funkcji od nowa w Node.js – na tej samej bazie danych i tych samych plikach umów, bez migracji danych. Na tej podstawie dokładamy główną nową funkcję: masowe podpisywanie umów elektronicznie przez Adobe Acrobat Sign.</w:t>
       </w:r>
     </w:p>
     <w:p>
@@ -132,7 +132,7 @@
         <w:spacing w:after="120"/>
       </w:pPr>
       <w:r>
-        <w:t>Przy skali ok. 2000 nowych umów rocznie (ok. 1200 umów projektowych i ok. 800 podpisanych umów) i ok. 100 osobach korzystających z dokumentacji, ręczne prowadzenie rejestru w plikach i arkuszach prowadzi do gubienia dokumentów, braku jednego źródła prawdy oraz – najkosztowniej – przeoczonych terminów końca umów, które generują realne straty finansowe. CRU2026 zamyka to w jednym narzędziu z automatycznymi przypomnieniami.</w:t>
+        <w:t>Przy skali ok. 2000 nowych umów rocznie (ok. 1200 umów projektowych i ok. 800 podpisanych) i ok. 100 osobach korzystających z dokumentacji obecny rejestr działa, ale jest nierozwijalny: kod należy do zewnętrznego dostawcy, a każda zmiana wymaga jego udziału. Do tego dochodzi najkosztowniejszy element codziennej pracy – ręczny obieg umowy do podpisu, który wydłuża drogę dokumentu o dni i grozi zgubieniem wersji. CRU2026 przenosi rejestr na technologię utrzymywaną wewnętrznie i zamyka podpisywanie w jednym, elektronicznym przebiegu.</w:t>
       </w:r>
     </w:p>
     <w:p>
@@ -157,10 +157,10 @@
           <w:b/>
           <w:color w:val="1F2A44"/>
         </w:rPr>
-        <w:t>Jedno źródło prawdy:</w:t>
+        <w:t>Odzyskana kontrola nad systemem:</w:t>
       </w:r>
       <w:r>
-        <w:t xml:space="preserve"> wszystkie umowy w jednym, przeszukiwalnym rejestrze zamiast rozproszonych plików i skrzynek mailowych</w:t>
+        <w:t xml:space="preserve"> kod rejestru wraca do organizacji – zmiany nie wymagają już udziału zewnętrznego dostawcy</w:t>
       </w:r>
     </w:p>
     <w:p>
@@ -172,10 +172,10 @@
           <w:b/>
           <w:color w:val="1F2A44"/>
         </w:rPr>
-        <w:t>Brak przeoczonych terminów:</w:t>
+        <w:t>Podpis elektroniczny zamiast obiegu papierowego:</w:t>
       </w:r>
       <w:r>
-        <w:t xml:space="preserve"> automatyczne, wielostopniowe przypomnienia o zbliżającym się końcu umowy</w:t>
+        <w:t xml:space="preserve"> umowa trafia do kolejnych osób decyzyjnych w przeglądarce, bez drukowania i skanowania</w:t>
       </w:r>
     </w:p>
     <w:p>
@@ -187,10 +187,10 @@
           <w:b/>
           <w:color w:val="1F2A44"/>
         </w:rPr>
-        <w:t>Bezpieczeństwo danych:</w:t>
+        <w:t>Bez migracji danych:</w:t>
       </w:r>
       <w:r>
-        <w:t xml:space="preserve"> dokumenty przechowywane w istniejącej, już zabezpieczonej infrastrukturze SharePoint</w:t>
+        <w:t xml:space="preserve"> nowa aplikacja pracuje na tej samej bazie i tych samych plikach, więc cała historia umów zostaje nienaruszona, a użytkownicy nie tracą dostępu do rejestru</w:t>
       </w:r>
     </w:p>
     <w:p>
@@ -229,7 +229,7 @@
         <w:spacing w:after="120"/>
       </w:pPr>
       <w:r>
-        <w:t>Dostęp do aplikacji odbywa się przez firmowe konto Microsoft 365 (Entra ID) - bez osobnego loginu i hasła do zapamiętania i zabezpieczania. Uprawnienia przypisywane są rolami, dzięki czemu każda z ok. 100 osób widzi i edytuje tylko to, do czego faktycznie ma dostęp.</w:t>
+        <w:t>Logowanie odbywa się na tych samych kontach, z których użytkownicy korzystają dziś w rejestrze – nowa aplikacja weryfikuje login i hasło o istniejącą bazę użytkowników, więc nikt nie zakłada nowego konta ani nie zapamiętuje drugiego hasła. Wcześniejsze założenie logowania firmowym kontem Microsoft (SSO) zostało wycofane: audyt wykazał, że obecny system ma własny, natywny formularz logowania i własną bazę użytkowników.</w:t>
       </w:r>
     </w:p>
     <w:p>
@@ -241,11 +241,10 @@
           <w:b/>
           <w:color w:val="1F2A44"/>
         </w:rPr>
-        <w:lastRenderedPageBreak/>
-        <w:t>Logowanie SSO:</w:t>
+        <w:t>Te same konta co dziś:</w:t>
       </w:r>
       <w:r>
-        <w:t xml:space="preserve"> jedno, firmowe konto Microsoft - bez dodatkowej bazy haseł do zabezpieczania</w:t>
+        <w:t xml:space="preserve"> logowanie weryfikowane o istniejącą bazę użytkowników rejestru, bez równoległej bazy tożsamości</w:t>
       </w:r>
     </w:p>
     <w:p>
@@ -260,7 +259,7 @@
         <w:t>Role dostępu:</w:t>
       </w:r>
       <w:r>
-        <w:t xml:space="preserve"> administrator, edytor i przeglądający - zakres uprawnień dopasowany do roli w organizacji</w:t>
+        <w:t xml:space="preserve"> zakres uprawnień odwzorowany z obecnego systemu; dokładny model ról zostanie potwierdzony po udostępnieniu schematu bazy przez administratorów serwera</w:t>
       </w:r>
     </w:p>
     <w:p>
@@ -272,10 +271,10 @@
           <w:b/>
           <w:color w:val="1F2A44"/>
         </w:rPr>
-        <w:t>Katalog firmowy:</w:t>
+        <w:t>Zakładanie kont:</w:t>
       </w:r>
       <w:r>
-        <w:t xml:space="preserve"> osoba odpowiedzialna za daną umowę wybierana jest bezpośrednio z katalogu pracowników, dzięki czemu przypomnienia o końcu umowy zawsze trafiają pod właściwy, aktualny adres</w:t>
+        <w:t xml:space="preserve"> nowe konta zakłada się bezpośrednio w aplikacji, bez zgłoszenia do zewnętrznego dostawcy</w:t>
       </w:r>
     </w:p>
     <w:p>
@@ -299,7 +298,7 @@
         <w:spacing w:after="120"/>
       </w:pPr>
       <w:r>
-        <w:t>Rejestr prowadzi przez wszystkie kluczowe informacje o umowie i pozwala odnaleźć dowolny dokument w kilka sekund, nawet wśród tysięcy pozycji.</w:t>
+        <w:t>Rejestr prowadzi przez wszystkie kluczowe informacje o umowie i pozwala odnaleźć dowolny dokument w kilka sekund, nawet wśród tysięcy pozycji. Zakres jest wiernym odwzorowaniem obecnego rejestru – nic nie znika i niczego nie trzeba przepisywać ręcznie.</w:t>
       </w:r>
     </w:p>
     <w:p>
@@ -314,7 +313,7 @@
         <w:t>Metadane umowy:</w:t>
       </w:r>
       <w:r>
-        <w:t xml:space="preserve"> strony umowy, wartość, typ, daty obowiązywania, status</w:t>
+        <w:t xml:space="preserve"> 34 pola opisujące umowę – strony, przedmiot, wartość i waluta, typ dokumentu, spółka, lokalizacja, daty obowiązywania, status</w:t>
       </w:r>
     </w:p>
     <w:p>
@@ -329,7 +328,7 @@
         <w:t>Załączniki:</w:t>
       </w:r>
       <w:r>
-        <w:t xml:space="preserve"> skany i dokumenty umowy przechowywane w SharePoint, podpięte bezpośrednio do rekordu w rejestrze</w:t>
+        <w:t xml:space="preserve"> skany i dokumenty umowy podpięte bezpośrednio do rekordu w rejestrze, z oznaczeniem wersji ostatecznej</w:t>
       </w:r>
     </w:p>
     <w:p>
@@ -344,7 +343,7 @@
         <w:t>Wyszukiwanie i filtrowanie:</w:t>
       </w:r>
       <w:r>
-        <w:t xml:space="preserve"> po typie, kontrahencie, dacie, wartości i statusie</w:t>
+        <w:t xml:space="preserve"> po typie, kontrahencie, dacie, wartości i statusie, z możliwością wyboru widocznych kolumn tabeli</w:t>
       </w:r>
     </w:p>
     <w:p>
@@ -359,7 +358,7 @@
         <w:t>Skala:</w:t>
       </w:r>
       <w:r>
-        <w:t xml:space="preserve"> rejestr zaprojektowany pod ok. 2000 nowych umów rocznie bez utraty wydajności wyszukiwania</w:t>
+        <w:t xml:space="preserve"> rejestr obsługuje ok. 2000 nowych umów rocznie i ok. 20 tys. rekordów historycznych bez utraty wydajności wyszukiwania</w:t>
       </w:r>
     </w:p>
     <w:p>
@@ -370,10 +369,10 @@
         <w:rPr>
           <w:b/>
         </w:rPr>
-        <w:t>Automatyczne dane kontrahenta:</w:t>
+        <w:t>Aneksy i projekty:</w:t>
       </w:r>
       <w:r>
-        <w:t xml:space="preserve"> wpisanie numeru REGON automatycznie uzupełnia dane kontrahenta (nazwa, adres, NIP) z rejestru GUS, bez ręcznego przepisywania</w:t>
+        <w:t xml:space="preserve"> aneks jest powiązany z umową nadrzędną, a umowa – z projektem, w ramach którego powstała (wewnętrzny obieg akceptacji umowy)</w:t>
       </w:r>
     </w:p>
     <w:p>
@@ -432,7 +431,7 @@
         <w:t>Terminy:</w:t>
       </w:r>
       <w:r>
-        <w:t xml:space="preserve"> data zawarcia, okres obowiązywania oraz decyzja o zakończeniu lub odnowieniu umowy</w:t>
+        <w:t xml:space="preserve"> data zawarcia, data zakończenia i okres wypowiedzenia, z sygnalizacją umów kończących się w ciągu 30 i 90 dni</w:t>
       </w:r>
     </w:p>
     <w:p>
@@ -453,7 +452,7 @@
         <w:spacing w:after="120"/>
       </w:pPr>
       <w:r>
-        <w:t>Poniżej uproszczony przebieg umowy w systemie, od wprowadzenia do decyzji o zakończeniu lub odnowieniu:</w:t>
+        <w:t>Poniżej uproszczony przebieg umowy w systemie – od wprowadzenia, przez podpis elektroniczny, po zakończenie:</w:t>
       </w:r>
     </w:p>
     <w:tbl>
@@ -507,7 +506,7 @@
           </w:tcPr>
           <w:p>
             <w:r>
-              <w:t>Wprowadzenie metadanych i podpięcie skanu dokumentu z SharePoint.</w:t>
+              <w:t>Wprowadzenie danych umowy i podpięcie skanu dokumentu.</w:t>
             </w:r>
           </w:p>
         </w:tc>
@@ -519,7 +518,7 @@
           </w:tcPr>
           <w:p>
             <w:r>
-              <w:t>Weryfikacja</w:t>
+              <w:t>Weryfikacja i akceptacja</w:t>
             </w:r>
           </w:p>
         </w:tc>
@@ -529,7 +528,51 @@
           </w:tcPr>
           <w:p>
             <w:r>
-              <w:t>Sprawdzenie kompletności danych przez osobę uprawnioną.</w:t>
+              <w:t>Sprawdzenie kompletności danych oraz przejście umowy przez wewnętrzny obieg akceptacji.</w:t>
+            </w:r>
+          </w:p>
+        </w:tc>
+      </w:tr>
+      <w:tr>
+        <w:tc>
+          <w:tcPr>
+            <w:tcW w:w="2835" w:type="dxa"/>
+          </w:tcPr>
+          <w:p>
+            <w:r>
+              <w:t>Wysłanie do podpisu</w:t>
+            </w:r>
+          </w:p>
+        </w:tc>
+        <w:tc>
+          <w:tcPr>
+            <w:tcW w:w="6236" w:type="dxa"/>
+          </w:tcPr>
+          <w:p>
+            <w:r>
+              <w:t>Zaznaczenie umów na liście i wysłanie ich do podpisu elektronicznego – pojedynczo lub hurtowo.</w:t>
+            </w:r>
+          </w:p>
+        </w:tc>
+      </w:tr>
+      <w:tr>
+        <w:tc>
+          <w:tcPr>
+            <w:tcW w:w="2835" w:type="dxa"/>
+          </w:tcPr>
+          <w:p>
+            <w:r>
+              <w:t>Podpis i powrót dokumentu</w:t>
+            </w:r>
+          </w:p>
+        </w:tc>
+        <w:tc>
+          <w:tcPr>
+            <w:tcW w:w="6236" w:type="dxa"/>
+          </w:tcPr>
+          <w:p>
+            <w:r>
+              <w:t>Kolejne osoby decyzyjne podpisują dokument w przeglądarce; podpisany plik wraca do rejestru i zastępuje wersję niepodpisaną.</w:t>
             </w:r>
           </w:p>
         </w:tc>
@@ -551,33 +594,7 @@
           </w:tcPr>
           <w:p>
             <w:r>
-              <w:t>Umowa widoczna w rejestrze oraz w widoku nadchodzących terminów końca umowy.</w:t>
-            </w:r>
-          </w:p>
-        </w:tc>
-      </w:tr>
-      <w:tr>
-        <w:tc>
-          <w:tcPr>
-            <w:tcW w:w="2835" w:type="dxa"/>
-          </w:tcPr>
-          <w:p>
-            <w:r>
-              <w:t>Zbliżający się termin końca umowy</w:t>
-            </w:r>
-          </w:p>
-        </w:tc>
-        <w:tc>
-          <w:tcPr>
-            <w:tcW w:w="6236" w:type="dxa"/>
-          </w:tcPr>
-          <w:p>
-            <w:r>
-              <w:t xml:space="preserve">Automatyczne przypomnienia do osoby </w:t>
-            </w:r>
-            <w:r>
-              <w:lastRenderedPageBreak/>
-              <w:t>odpowiedzialnej (90 / 30 / 7 dni przed terminem).</w:t>
+              <w:t>Umowa widoczna w rejestrze, z sygnalizacją zbliżającej się daty zakończenia.</w:t>
             </w:r>
           </w:p>
         </w:tc>
@@ -592,8 +609,7 @@
           <w:i/>
           <w:color w:val="666666"/>
         </w:rPr>
-        <w:lastRenderedPageBreak/>
-        <w:t>Uwaga: dokładna lista pól i typów umów zostanie doprecyzowana wspólnie z zespołem w kolejnym etapie wdrożenia.</w:t>
+        <w:t>Uwaga: dokładny zakres pól i typów umów odwzorowywany jest z obecnego rejestru i doprecyzowywany w miarę udostępniania schematu bazy przez administratorów serwera.</w:t>
       </w:r>
     </w:p>
     <w:p>
@@ -609,7 +625,7 @@
           <w:color w:val="1F2A44"/>
           <w:sz w:val="30"/>
         </w:rPr>
-        <w:t>4. Przypomnienia o końcu umowy i decyzja o odnowieniu</w:t>
+        <w:t>4. Masowe podpisywanie umów elektronicznie</w:t>
       </w:r>
     </w:p>
     <w:p>
@@ -617,7 +633,7 @@
         <w:spacing w:after="120"/>
       </w:pPr>
       <w:r>
-        <w:t>System pilnuje terminu końca każdej umowy automatycznie, tak aby żadna umowa nie wygasła niezauważona ani nie przedłużyła się bez świadomej decyzji.</w:t>
+        <w:t>Najważniejsza nowa funkcja CRU2026. Umowa trafia do podpisu przez internet, do kolejnych osób decyzyjnych, bez drukowania i bez pobierania pliku na komputer podpisującego – podpis składa się na stronie w przeglądarce. Korzystamy z Adobe Acrobat Sign, czyli rozwiązania o uznanej mocy prawnej.</w:t>
       </w:r>
     </w:p>
     <w:p>
@@ -629,10 +645,10 @@
           <w:b/>
           <w:color w:val="1F2A44"/>
         </w:rPr>
-        <w:t>Przypisanie osoby odpowiedzialnej:</w:t>
+        <w:t>Wysyłka hurtowa:</w:t>
       </w:r>
       <w:r>
-        <w:t xml:space="preserve"> każda umowa ma konkretną osobę odpowiedzialną za decyzję o zakończeniu lub odnowieniu, wybraną z katalogu firmowego</w:t>
+        <w:t xml:space="preserve"> zaznaczenie wielu umów na liście i wysłanie ich do podpisu jednym przyciskiem</w:t>
       </w:r>
     </w:p>
     <w:p>
@@ -644,10 +660,10 @@
           <w:b/>
           <w:color w:val="1F2A44"/>
         </w:rPr>
-        <w:t>Wielostopniowe przypomnienia:</w:t>
+        <w:t>Ustalona kolejność podpisujących:</w:t>
       </w:r>
       <w:r>
-        <w:t xml:space="preserve"> powiadomienia z odpowiednim wyprzedzeniem przed upływem terminu (90 / 30 / 7 dni)</w:t>
+        <w:t xml:space="preserve"> z góry zdefiniowana lista osób decyzyjnych – każda otrzymuje dokument w swojej kolejce</w:t>
       </w:r>
     </w:p>
     <w:p>
@@ -659,10 +675,10 @@
           <w:b/>
           <w:color w:val="1F2A44"/>
         </w:rPr>
-        <w:t>Kanały powiadomień:</w:t>
+        <w:t>Podpis w przeglądarce:</w:t>
       </w:r>
       <w:r>
-        <w:t xml:space="preserve"> e-mail wysyłany z dedykowanego adresu firmowego oraz widok „nadchodzące terminy” bezpośrednio w aplikacji</w:t>
+        <w:t xml:space="preserve"> podpisujący otwiera link z wiadomości e-mail i podpisuje online, bez instalowania czegokolwiek i bez pliku na swoim komputerze</w:t>
       </w:r>
     </w:p>
     <w:p>
@@ -674,10 +690,10 @@
           <w:b/>
           <w:color w:val="1F2A44"/>
         </w:rPr>
-        <w:t>Widok kalendarza:</w:t>
+        <w:t>Podgląd statusów:</w:t>
       </w:r>
       <w:r>
-        <w:t xml:space="preserve"> przegląd wszystkich zbliżających się terminów końca umów w jednym miejscu</w:t>
+        <w:t xml:space="preserve"> widok, które umowy zostały wysłane, u kogo aktualnie czekają i które są już podpisane</w:t>
       </w:r>
     </w:p>
     <w:p>
@@ -689,10 +705,22 @@
           <w:b/>
           <w:color w:val="1F2A44"/>
         </w:rPr>
-        <w:t>Panel przeglądowy:</w:t>
+        <w:t>Automatyczny powrót dokumentu:</w:t>
       </w:r>
       <w:r>
-        <w:t xml:space="preserve"> lista umów z filtrem po decyzji – do ustalenia, do odnowienia, do zakończenia</w:t>
+        <w:t xml:space="preserve"> po skompletowaniu podpisów podpisany plik wraca do rejestru i zastępuje wersję niepodpisaną; kopia oryginału jest zachowywana na czas całego procesu</w:t>
+      </w:r>
+    </w:p>
+    <w:p>
+      <w:pPr>
+        <w:spacing w:after="160"/>
+      </w:pPr>
+      <w:r>
+        <w:rPr>
+          <w:i/>
+          <w:color w:val="666666"/>
+        </w:rPr>
+        <w:t>Uwaga: automatyczna wysyłka przypomnień o zbliżającym się końcu umowy oraz widok kalendarza terminów wypadły z bieżącego zakresu wraz ze zmianą kierunku. Rejestr sygnalizuje zagrożone umowy na liście, ale nie wysyła powiadomień – temat może wrócić po uruchomieniu podpisu elektronicznego.</w:t>
       </w:r>
     </w:p>
     <w:p>
@@ -708,41 +736,17 @@
           <w:color w:val="1F2A44"/>
           <w:sz w:val="30"/>
         </w:rPr>
-        <w:t xml:space="preserve">5. </w:t>
+        <w:t>5. Przechowywanie dokumentów umów</w:t>
       </w:r>
       <w:proofErr w:type="spellStart"/>
-      <w:r>
-        <w:rPr>
-          <w:b/>
-          <w:color w:val="1F2A44"/>
-          <w:sz w:val="30"/>
-        </w:rPr>
-        <w:t>Integracja</w:t>
-      </w:r>
       <w:proofErr w:type="spellEnd"/>
-      <w:r>
-        <w:rPr>
-          <w:b/>
-          <w:color w:val="1F2A44"/>
-          <w:sz w:val="30"/>
-        </w:rPr>
-        <w:t xml:space="preserve"> z SharePoint</w:t>
-      </w:r>
-      <w:r>
-        <w:rPr>
-          <w:b/>
-          <w:color w:val="1F2A44"/>
-          <w:sz w:val="30"/>
-        </w:rPr>
-        <w:t>/AWS</w:t>
-      </w:r>
     </w:p>
     <w:p>
       <w:pPr>
         <w:spacing w:after="120"/>
       </w:pPr>
       <w:r>
-        <w:t>Dokumenty umów nie są przechowywane lokalnie ani na dysku pojedynczego komputera - trafiają do istniejącej infrastruktury SharePoint, z której korzysta już cała organizacja.</w:t>
+        <w:t>Dokumenty umów nie są przechowywane lokalnie ani na dysku pojedynczego komputera – pozostają tam, gdzie znajdują się dziś: na firmowym serwerze plików, z którego korzysta rejestr. Nowa aplikacja niczego nie przenosi, tylko sięga do istniejącego magazynu dokumentów.</w:t>
       </w:r>
     </w:p>
     <w:p>
@@ -754,10 +758,10 @@
           <w:b/>
           <w:color w:val="1F2A44"/>
         </w:rPr>
-        <w:t>Bez ryzyka przepełnienia:</w:t>
+        <w:t>Bez migracji plików:</w:t>
       </w:r>
       <w:r>
-        <w:t xml:space="preserve"> pojemność SharePoint jest wielokrotnie większa niż lokalny dysk, więc wzrost liczby umów nie zagraża stabilności systemu</w:t>
+        <w:t xml:space="preserve"> dotychczasowe skany i dokumenty zostają na swoim miejscu, więc wdrożenie nie wymaga przenoszenia tysięcy plików ani przestoju</w:t>
       </w:r>
     </w:p>
     <w:p>
@@ -769,10 +773,10 @@
           <w:b/>
           <w:color w:val="1F2A44"/>
         </w:rPr>
-        <w:t>Bezpieczeństwo i poufność:</w:t>
+        <w:t>Zabezpieczenie wersji:</w:t>
       </w:r>
       <w:r>
-        <w:t xml:space="preserve"> pliki dziedziczą już wdrożone w organizacji zasady bezpieczeństwa i klasyfikacji danych</w:t>
+        <w:t xml:space="preserve"> przed zastąpieniem dokumentu wersją podpisaną zachowywana jest kopia oryginału, a podmiana wykonywana jest w jednej, niepodzielnej operacji</w:t>
       </w:r>
     </w:p>
     <w:p>
@@ -784,10 +788,10 @@
           <w:b/>
           <w:color w:val="1F2A44"/>
         </w:rPr>
-        <w:t>Wersjonowanie:</w:t>
+        <w:t>Docelowa infrastruktura otwarta:</w:t>
       </w:r>
       <w:r>
-        <w:t xml:space="preserve"> SharePoint automatycznie zachowuje historię zmian dokumentów</w:t>
+        <w:t xml:space="preserve"> SharePoint i AWS pozostają rozważanymi kierunkami na przyszłość; aplikacja odwołuje się do dokumentów przez warstwę pośrednią, więc zmiana miejsca przechowywania nie wymaga przebudowy rejestru</w:t>
       </w:r>
     </w:p>
     <w:p>
@@ -811,7 +815,7 @@
         <w:spacing w:after="120"/>
       </w:pPr>
       <w:r>
-        <w:t>CRU2026 zastępuje rozproszone pliki i arkusze jednym, uporządkowanym rejestrem umów, dostępnym dla całej organizacji przez firmowe logowanie Microsoft. Automatyczne przypomnienia o zbliżającym się końcu umowy eliminują ryzyko kosztownych przeoczeń, a przechowywanie dokumentów w SharePoint zapewnia bezpieczeństwo i praktycznie nieograniczoną pojemność bez inwestycji w nowy sprzęt. Aplikacja utrzymuje pełną szatę graficzną ArcelorMittal (logo, fonty, kolory), więc jest rozpoznawalna jako narzędzie firmowe od pierwszego kontaktu. To narzędzie, które porządkuje zarządzanie umowami i chroni organizację przed utratą terminów końca umów.</w:t>
+        <w:t>CRU2026 nie buduje rejestru umów od zera – przejmuje istniejący, sprawdzony rejestr i przenosi go na technologię utrzymywaną wewnętrznie: pliki .php starej aplikacji zostają nadpisane i napisane od nowa w Node.js, na tych samych danych i bez migracji. Do tego dochodzi realna zmiana w codziennej pracy – masowe podpisywanie umów elektronicznie przez Adobe Acrobat Sign zamiast obiegu papierowego: umowa podpisana przez kilka osób w kilka godzin zamiast w kilka dni, bez drukowania i bez ryzyka zgubienia wersji. Organizacja przestaje przy tym zależeć od zewnętrznego dostawcy, do którego kodu nie ma dostępu. Aplikacja utrzymuje pełną szatę graficzną ArcelorMittal (logo, fonty, kolory), więc jest rozpoznawalna jako narzędzie firmowe od pierwszego kontaktu.</w:t>
       </w:r>
     </w:p>
     <w:sectPr>
